--- a/docs/judge-qa/08-costing-unit-economics.docx
+++ b/docs/judge-qa/08-costing-unit-economics.docx
@@ -75,7 +75,7 @@
     </w:p>
     <w:tbl>
       <w:tblPr>
-        <w:tblW w:w="4414" w:type="dxa"/>
+        <w:tblW w:w="4249" w:type="dxa"/>
         <w:jc w:val="left"/>
         <w:tblInd w:w="0" w:type="dxa"/>
         <w:tblLayout w:type="fixed"/>
@@ -87,8 +87,8 @@
         </w:tblCellMar>
       </w:tblPr>
       <w:tblGrid>
-        <w:gridCol w:w="1451"/>
-        <w:gridCol w:w="2963"/>
+        <w:gridCol w:w="1437"/>
+        <w:gridCol w:w="2812"/>
       </w:tblGrid>
       <w:tr>
         <w:trPr>
@@ -96,7 +96,7 @@
         </w:trPr>
         <w:tc>
           <w:tcPr>
-            <w:tcW w:w="1451" w:type="dxa"/>
+            <w:tcW w:w="1437" w:type="dxa"/>
             <w:tcBorders/>
             <w:vAlign w:val="center"/>
           </w:tcPr>
@@ -118,7 +118,7 @@
         </w:tc>
         <w:tc>
           <w:tcPr>
-            <w:tcW w:w="2963" w:type="dxa"/>
+            <w:tcW w:w="2812" w:type="dxa"/>
             <w:tcBorders/>
             <w:vAlign w:val="center"/>
           </w:tcPr>
@@ -143,7 +143,7 @@
         <w:trPr/>
         <w:tc>
           <w:tcPr>
-            <w:tcW w:w="1451" w:type="dxa"/>
+            <w:tcW w:w="1437" w:type="dxa"/>
             <w:tcBorders/>
             <w:vAlign w:val="center"/>
           </w:tcPr>
@@ -169,7 +169,7 @@
         </w:tc>
         <w:tc>
           <w:tcPr>
-            <w:tcW w:w="2963" w:type="dxa"/>
+            <w:tcW w:w="2812" w:type="dxa"/>
             <w:tcBorders/>
             <w:vAlign w:val="center"/>
           </w:tcPr>
@@ -192,7 +192,7 @@
         <w:trPr/>
         <w:tc>
           <w:tcPr>
-            <w:tcW w:w="1451" w:type="dxa"/>
+            <w:tcW w:w="1437" w:type="dxa"/>
             <w:tcBorders/>
             <w:vAlign w:val="center"/>
           </w:tcPr>
@@ -218,7 +218,7 @@
         </w:tc>
         <w:tc>
           <w:tcPr>
-            <w:tcW w:w="2963" w:type="dxa"/>
+            <w:tcW w:w="2812" w:type="dxa"/>
             <w:tcBorders/>
             <w:vAlign w:val="center"/>
           </w:tcPr>
@@ -251,7 +251,7 @@
         <w:trPr/>
         <w:tc>
           <w:tcPr>
-            <w:tcW w:w="1451" w:type="dxa"/>
+            <w:tcW w:w="1437" w:type="dxa"/>
             <w:tcBorders/>
             <w:vAlign w:val="center"/>
           </w:tcPr>
@@ -277,7 +277,7 @@
         </w:tc>
         <w:tc>
           <w:tcPr>
-            <w:tcW w:w="2963" w:type="dxa"/>
+            <w:tcW w:w="2812" w:type="dxa"/>
             <w:tcBorders/>
             <w:vAlign w:val="center"/>
           </w:tcPr>
@@ -432,7 +432,7 @@
     </w:p>
     <w:tbl>
       <w:tblPr>
-        <w:tblW w:w="4414" w:type="dxa"/>
+        <w:tblW w:w="4249" w:type="dxa"/>
         <w:jc w:val="left"/>
         <w:tblInd w:w="0" w:type="dxa"/>
         <w:tblLayout w:type="fixed"/>
@@ -445,9 +445,9 @@
       </w:tblPr>
       <w:tblGrid>
         <w:gridCol w:w="226"/>
-        <w:gridCol w:w="1402"/>
-        <w:gridCol w:w="1411"/>
-        <w:gridCol w:w="1375"/>
+        <w:gridCol w:w="1372"/>
+        <w:gridCol w:w="1295"/>
+        <w:gridCol w:w="1356"/>
       </w:tblGrid>
       <w:tr>
         <w:trPr>
@@ -477,7 +477,7 @@
         </w:tc>
         <w:tc>
           <w:tcPr>
-            <w:tcW w:w="1402" w:type="dxa"/>
+            <w:tcW w:w="1372" w:type="dxa"/>
             <w:tcBorders/>
             <w:vAlign w:val="center"/>
           </w:tcPr>
@@ -499,7 +499,7 @@
         </w:tc>
         <w:tc>
           <w:tcPr>
-            <w:tcW w:w="1411" w:type="dxa"/>
+            <w:tcW w:w="1295" w:type="dxa"/>
             <w:tcBorders/>
             <w:vAlign w:val="center"/>
           </w:tcPr>
@@ -521,7 +521,7 @@
         </w:tc>
         <w:tc>
           <w:tcPr>
-            <w:tcW w:w="1375" w:type="dxa"/>
+            <w:tcW w:w="1356" w:type="dxa"/>
             <w:tcBorders/>
             <w:vAlign w:val="center"/>
           </w:tcPr>
@@ -566,7 +566,7 @@
         </w:tc>
         <w:tc>
           <w:tcPr>
-            <w:tcW w:w="1402" w:type="dxa"/>
+            <w:tcW w:w="1372" w:type="dxa"/>
             <w:tcBorders/>
             <w:vAlign w:val="center"/>
           </w:tcPr>
@@ -586,7 +586,7 @@
         </w:tc>
         <w:tc>
           <w:tcPr>
-            <w:tcW w:w="1411" w:type="dxa"/>
+            <w:tcW w:w="1295" w:type="dxa"/>
             <w:tcBorders/>
             <w:vAlign w:val="center"/>
           </w:tcPr>
@@ -612,7 +612,7 @@
         </w:tc>
         <w:tc>
           <w:tcPr>
-            <w:tcW w:w="1375" w:type="dxa"/>
+            <w:tcW w:w="1356" w:type="dxa"/>
             <w:tcBorders/>
             <w:vAlign w:val="center"/>
           </w:tcPr>
@@ -655,7 +655,7 @@
         </w:tc>
         <w:tc>
           <w:tcPr>
-            <w:tcW w:w="1402" w:type="dxa"/>
+            <w:tcW w:w="1372" w:type="dxa"/>
             <w:tcBorders/>
             <w:vAlign w:val="center"/>
           </w:tcPr>
@@ -675,7 +675,7 @@
         </w:tc>
         <w:tc>
           <w:tcPr>
-            <w:tcW w:w="1411" w:type="dxa"/>
+            <w:tcW w:w="1295" w:type="dxa"/>
             <w:tcBorders/>
             <w:vAlign w:val="center"/>
           </w:tcPr>
@@ -697,7 +697,7 @@
         </w:tc>
         <w:tc>
           <w:tcPr>
-            <w:tcW w:w="1375" w:type="dxa"/>
+            <w:tcW w:w="1356" w:type="dxa"/>
             <w:tcBorders/>
             <w:vAlign w:val="center"/>
           </w:tcPr>
@@ -740,7 +740,7 @@
         </w:tc>
         <w:tc>
           <w:tcPr>
-            <w:tcW w:w="1402" w:type="dxa"/>
+            <w:tcW w:w="1372" w:type="dxa"/>
             <w:tcBorders/>
             <w:vAlign w:val="center"/>
           </w:tcPr>
@@ -766,7 +766,7 @@
         </w:tc>
         <w:tc>
           <w:tcPr>
-            <w:tcW w:w="1411" w:type="dxa"/>
+            <w:tcW w:w="1295" w:type="dxa"/>
             <w:tcBorders/>
             <w:vAlign w:val="center"/>
           </w:tcPr>
@@ -788,7 +788,7 @@
         </w:tc>
         <w:tc>
           <w:tcPr>
-            <w:tcW w:w="1375" w:type="dxa"/>
+            <w:tcW w:w="1356" w:type="dxa"/>
             <w:tcBorders/>
             <w:vAlign w:val="center"/>
           </w:tcPr>
@@ -837,7 +837,7 @@
         </w:tc>
         <w:tc>
           <w:tcPr>
-            <w:tcW w:w="1402" w:type="dxa"/>
+            <w:tcW w:w="1372" w:type="dxa"/>
             <w:tcBorders/>
             <w:vAlign w:val="center"/>
           </w:tcPr>
@@ -857,7 +857,7 @@
         </w:tc>
         <w:tc>
           <w:tcPr>
-            <w:tcW w:w="1411" w:type="dxa"/>
+            <w:tcW w:w="1295" w:type="dxa"/>
             <w:tcBorders/>
             <w:vAlign w:val="center"/>
           </w:tcPr>
@@ -883,7 +883,7 @@
         </w:tc>
         <w:tc>
           <w:tcPr>
-            <w:tcW w:w="1375" w:type="dxa"/>
+            <w:tcW w:w="1356" w:type="dxa"/>
             <w:tcBorders/>
             <w:vAlign w:val="center"/>
           </w:tcPr>
@@ -926,7 +926,7 @@
         </w:tc>
         <w:tc>
           <w:tcPr>
-            <w:tcW w:w="1402" w:type="dxa"/>
+            <w:tcW w:w="1372" w:type="dxa"/>
             <w:tcBorders/>
             <w:vAlign w:val="center"/>
           </w:tcPr>
@@ -946,7 +946,7 @@
         </w:tc>
         <w:tc>
           <w:tcPr>
-            <w:tcW w:w="1411" w:type="dxa"/>
+            <w:tcW w:w="1295" w:type="dxa"/>
             <w:tcBorders/>
             <w:vAlign w:val="center"/>
           </w:tcPr>
@@ -974,7 +974,7 @@
         </w:tc>
         <w:tc>
           <w:tcPr>
-            <w:tcW w:w="1375" w:type="dxa"/>
+            <w:tcW w:w="1356" w:type="dxa"/>
             <w:tcBorders/>
             <w:vAlign w:val="center"/>
           </w:tcPr>
@@ -1017,7 +1017,7 @@
         </w:tc>
         <w:tc>
           <w:tcPr>
-            <w:tcW w:w="1402" w:type="dxa"/>
+            <w:tcW w:w="1372" w:type="dxa"/>
             <w:tcBorders/>
             <w:vAlign w:val="center"/>
           </w:tcPr>
@@ -1037,7 +1037,7 @@
         </w:tc>
         <w:tc>
           <w:tcPr>
-            <w:tcW w:w="1411" w:type="dxa"/>
+            <w:tcW w:w="1295" w:type="dxa"/>
             <w:tcBorders/>
             <w:vAlign w:val="center"/>
           </w:tcPr>
@@ -1063,7 +1063,7 @@
         </w:tc>
         <w:tc>
           <w:tcPr>
-            <w:tcW w:w="1375" w:type="dxa"/>
+            <w:tcW w:w="1356" w:type="dxa"/>
             <w:tcBorders/>
             <w:vAlign w:val="center"/>
           </w:tcPr>
@@ -1106,7 +1106,7 @@
         </w:tc>
         <w:tc>
           <w:tcPr>
-            <w:tcW w:w="1402" w:type="dxa"/>
+            <w:tcW w:w="1372" w:type="dxa"/>
             <w:tcBorders/>
             <w:vAlign w:val="center"/>
           </w:tcPr>
@@ -1126,7 +1126,7 @@
         </w:tc>
         <w:tc>
           <w:tcPr>
-            <w:tcW w:w="1411" w:type="dxa"/>
+            <w:tcW w:w="1295" w:type="dxa"/>
             <w:tcBorders/>
             <w:vAlign w:val="center"/>
           </w:tcPr>
@@ -1148,7 +1148,7 @@
         </w:tc>
         <w:tc>
           <w:tcPr>
-            <w:tcW w:w="1375" w:type="dxa"/>
+            <w:tcW w:w="1356" w:type="dxa"/>
             <w:tcBorders/>
             <w:vAlign w:val="center"/>
           </w:tcPr>
@@ -1361,7 +1361,7 @@
     </w:p>
     <w:tbl>
       <w:tblPr>
-        <w:tblW w:w="4414" w:type="dxa"/>
+        <w:tblW w:w="4249" w:type="dxa"/>
         <w:jc w:val="left"/>
         <w:tblInd w:w="0" w:type="dxa"/>
         <w:tblLayout w:type="fixed"/>
@@ -1373,9 +1373,9 @@
         </w:tblCellMar>
       </w:tblPr>
       <w:tblGrid>
-        <w:gridCol w:w="1586"/>
-        <w:gridCol w:w="1076"/>
-        <w:gridCol w:w="1752"/>
+        <w:gridCol w:w="1536"/>
+        <w:gridCol w:w="1050"/>
+        <w:gridCol w:w="1663"/>
       </w:tblGrid>
       <w:tr>
         <w:trPr>
@@ -1383,7 +1383,7 @@
         </w:trPr>
         <w:tc>
           <w:tcPr>
-            <w:tcW w:w="1586" w:type="dxa"/>
+            <w:tcW w:w="1536" w:type="dxa"/>
             <w:tcBorders/>
             <w:vAlign w:val="center"/>
           </w:tcPr>
@@ -1405,7 +1405,7 @@
         </w:tc>
         <w:tc>
           <w:tcPr>
-            <w:tcW w:w="1076" w:type="dxa"/>
+            <w:tcW w:w="1050" w:type="dxa"/>
             <w:tcBorders/>
             <w:vAlign w:val="center"/>
           </w:tcPr>
@@ -1427,7 +1427,7 @@
         </w:tc>
         <w:tc>
           <w:tcPr>
-            <w:tcW w:w="1752" w:type="dxa"/>
+            <w:tcW w:w="1663" w:type="dxa"/>
             <w:tcBorders/>
             <w:vAlign w:val="center"/>
           </w:tcPr>
@@ -1452,7 +1452,7 @@
         <w:trPr/>
         <w:tc>
           <w:tcPr>
-            <w:tcW w:w="1586" w:type="dxa"/>
+            <w:tcW w:w="1536" w:type="dxa"/>
             <w:tcBorders/>
             <w:vAlign w:val="center"/>
           </w:tcPr>
@@ -1472,7 +1472,7 @@
         </w:tc>
         <w:tc>
           <w:tcPr>
-            <w:tcW w:w="1076" w:type="dxa"/>
+            <w:tcW w:w="1050" w:type="dxa"/>
             <w:tcBorders/>
             <w:vAlign w:val="center"/>
           </w:tcPr>
@@ -1494,7 +1494,7 @@
         </w:tc>
         <w:tc>
           <w:tcPr>
-            <w:tcW w:w="1752" w:type="dxa"/>
+            <w:tcW w:w="1663" w:type="dxa"/>
             <w:tcBorders/>
             <w:vAlign w:val="center"/>
           </w:tcPr>
@@ -1517,7 +1517,7 @@
         <w:trPr/>
         <w:tc>
           <w:tcPr>
-            <w:tcW w:w="1586" w:type="dxa"/>
+            <w:tcW w:w="1536" w:type="dxa"/>
             <w:tcBorders/>
             <w:vAlign w:val="center"/>
           </w:tcPr>
@@ -1537,7 +1537,7 @@
         </w:tc>
         <w:tc>
           <w:tcPr>
-            <w:tcW w:w="1076" w:type="dxa"/>
+            <w:tcW w:w="1050" w:type="dxa"/>
             <w:tcBorders/>
             <w:vAlign w:val="center"/>
           </w:tcPr>
@@ -1559,7 +1559,7 @@
         </w:tc>
         <w:tc>
           <w:tcPr>
-            <w:tcW w:w="1752" w:type="dxa"/>
+            <w:tcW w:w="1663" w:type="dxa"/>
             <w:tcBorders/>
             <w:vAlign w:val="center"/>
           </w:tcPr>
@@ -1582,7 +1582,7 @@
         <w:trPr/>
         <w:tc>
           <w:tcPr>
-            <w:tcW w:w="1586" w:type="dxa"/>
+            <w:tcW w:w="1536" w:type="dxa"/>
             <w:tcBorders/>
             <w:vAlign w:val="center"/>
           </w:tcPr>
@@ -1604,7 +1604,7 @@
         </w:tc>
         <w:tc>
           <w:tcPr>
-            <w:tcW w:w="1076" w:type="dxa"/>
+            <w:tcW w:w="1050" w:type="dxa"/>
             <w:tcBorders/>
             <w:vAlign w:val="center"/>
           </w:tcPr>
@@ -1626,7 +1626,7 @@
         </w:tc>
         <w:tc>
           <w:tcPr>
-            <w:tcW w:w="1752" w:type="dxa"/>
+            <w:tcW w:w="1663" w:type="dxa"/>
             <w:tcBorders/>
             <w:vAlign w:val="center"/>
           </w:tcPr>
@@ -1649,7 +1649,7 @@
         <w:trPr/>
         <w:tc>
           <w:tcPr>
-            <w:tcW w:w="1586" w:type="dxa"/>
+            <w:tcW w:w="1536" w:type="dxa"/>
             <w:tcBorders/>
             <w:vAlign w:val="center"/>
           </w:tcPr>
@@ -1669,7 +1669,7 @@
         </w:tc>
         <w:tc>
           <w:tcPr>
-            <w:tcW w:w="1076" w:type="dxa"/>
+            <w:tcW w:w="1050" w:type="dxa"/>
             <w:tcBorders/>
             <w:vAlign w:val="center"/>
           </w:tcPr>
@@ -1691,7 +1691,7 @@
         </w:tc>
         <w:tc>
           <w:tcPr>
-            <w:tcW w:w="1752" w:type="dxa"/>
+            <w:tcW w:w="1663" w:type="dxa"/>
             <w:tcBorders/>
             <w:vAlign w:val="center"/>
           </w:tcPr>
@@ -1714,7 +1714,7 @@
         <w:trPr/>
         <w:tc>
           <w:tcPr>
-            <w:tcW w:w="1586" w:type="dxa"/>
+            <w:tcW w:w="1536" w:type="dxa"/>
             <w:tcBorders/>
             <w:vAlign w:val="center"/>
           </w:tcPr>
@@ -1734,7 +1734,7 @@
         </w:tc>
         <w:tc>
           <w:tcPr>
-            <w:tcW w:w="1076" w:type="dxa"/>
+            <w:tcW w:w="1050" w:type="dxa"/>
             <w:tcBorders/>
             <w:vAlign w:val="center"/>
           </w:tcPr>
@@ -1756,7 +1756,7 @@
         </w:tc>
         <w:tc>
           <w:tcPr>
-            <w:tcW w:w="1752" w:type="dxa"/>
+            <w:tcW w:w="1663" w:type="dxa"/>
             <w:tcBorders/>
             <w:vAlign w:val="center"/>
           </w:tcPr>
@@ -1783,7 +1783,7 @@
         <w:trPr/>
         <w:tc>
           <w:tcPr>
-            <w:tcW w:w="1586" w:type="dxa"/>
+            <w:tcW w:w="1536" w:type="dxa"/>
             <w:tcBorders/>
             <w:vAlign w:val="center"/>
           </w:tcPr>
@@ -1803,7 +1803,7 @@
         </w:tc>
         <w:tc>
           <w:tcPr>
-            <w:tcW w:w="1076" w:type="dxa"/>
+            <w:tcW w:w="1050" w:type="dxa"/>
             <w:tcBorders/>
             <w:vAlign w:val="center"/>
           </w:tcPr>
@@ -1825,7 +1825,7 @@
         </w:tc>
         <w:tc>
           <w:tcPr>
-            <w:tcW w:w="1752" w:type="dxa"/>
+            <w:tcW w:w="1663" w:type="dxa"/>
             <w:tcBorders/>
             <w:vAlign w:val="center"/>
           </w:tcPr>
@@ -1848,7 +1848,7 @@
         <w:trPr/>
         <w:tc>
           <w:tcPr>
-            <w:tcW w:w="1586" w:type="dxa"/>
+            <w:tcW w:w="1536" w:type="dxa"/>
             <w:tcBorders/>
             <w:vAlign w:val="center"/>
           </w:tcPr>
@@ -1868,7 +1868,7 @@
         </w:tc>
         <w:tc>
           <w:tcPr>
-            <w:tcW w:w="1076" w:type="dxa"/>
+            <w:tcW w:w="1050" w:type="dxa"/>
             <w:tcBorders/>
             <w:vAlign w:val="center"/>
           </w:tcPr>
@@ -1890,7 +1890,7 @@
         </w:tc>
         <w:tc>
           <w:tcPr>
-            <w:tcW w:w="1752" w:type="dxa"/>
+            <w:tcW w:w="1663" w:type="dxa"/>
             <w:tcBorders/>
             <w:vAlign w:val="center"/>
           </w:tcPr>
@@ -1913,7 +1913,7 @@
         <w:trPr/>
         <w:tc>
           <w:tcPr>
-            <w:tcW w:w="1586" w:type="dxa"/>
+            <w:tcW w:w="1536" w:type="dxa"/>
             <w:tcBorders/>
             <w:vAlign w:val="center"/>
           </w:tcPr>
@@ -1933,7 +1933,7 @@
         </w:tc>
         <w:tc>
           <w:tcPr>
-            <w:tcW w:w="1076" w:type="dxa"/>
+            <w:tcW w:w="1050" w:type="dxa"/>
             <w:tcBorders/>
             <w:vAlign w:val="center"/>
           </w:tcPr>
@@ -1955,7 +1955,7 @@
         </w:tc>
         <w:tc>
           <w:tcPr>
-            <w:tcW w:w="1752" w:type="dxa"/>
+            <w:tcW w:w="1663" w:type="dxa"/>
             <w:tcBorders/>
             <w:vAlign w:val="center"/>
           </w:tcPr>
@@ -1978,7 +1978,7 @@
         <w:trPr/>
         <w:tc>
           <w:tcPr>
-            <w:tcW w:w="1586" w:type="dxa"/>
+            <w:tcW w:w="1536" w:type="dxa"/>
             <w:tcBorders/>
             <w:vAlign w:val="center"/>
           </w:tcPr>
@@ -1998,7 +1998,7 @@
         </w:tc>
         <w:tc>
           <w:tcPr>
-            <w:tcW w:w="1076" w:type="dxa"/>
+            <w:tcW w:w="1050" w:type="dxa"/>
             <w:tcBorders/>
             <w:vAlign w:val="center"/>
           </w:tcPr>
@@ -2020,7 +2020,7 @@
         </w:tc>
         <w:tc>
           <w:tcPr>
-            <w:tcW w:w="1752" w:type="dxa"/>
+            <w:tcW w:w="1663" w:type="dxa"/>
             <w:tcBorders/>
             <w:vAlign w:val="center"/>
           </w:tcPr>
@@ -2760,7 +2760,7 @@
     </w:p>
     <w:tbl>
       <w:tblPr>
-        <w:tblW w:w="4414" w:type="dxa"/>
+        <w:tblW w:w="4249" w:type="dxa"/>
         <w:jc w:val="left"/>
         <w:tblInd w:w="0" w:type="dxa"/>
         <w:tblLayout w:type="fixed"/>
@@ -2773,7 +2773,7 @@
       </w:tblPr>
       <w:tblGrid>
         <w:gridCol w:w="1591"/>
-        <w:gridCol w:w="1261"/>
+        <w:gridCol w:w="1096"/>
         <w:gridCol w:w="706"/>
         <w:gridCol w:w="856"/>
       </w:tblGrid>
@@ -2805,7 +2805,7 @@
         </w:tc>
         <w:tc>
           <w:tcPr>
-            <w:tcW w:w="1261" w:type="dxa"/>
+            <w:tcW w:w="1096" w:type="dxa"/>
             <w:tcBorders/>
             <w:vAlign w:val="center"/>
           </w:tcPr>
@@ -2900,21 +2900,21 @@
         </w:tc>
         <w:tc>
           <w:tcPr>
-            <w:tcW w:w="1261" w:type="dxa"/>
-            <w:tcBorders/>
-            <w:vAlign w:val="center"/>
-          </w:tcPr>
-          <w:p>
-            <w:pPr>
-              <w:pStyle w:val="TableContents"/>
-              <w:bidi w:val="0"/>
-              <w:spacing w:before="0" w:after="283"/>
-              <w:jc w:val="left"/>
-              <w:rPr/>
-            </w:pPr>
-            <w:r>
-              <w:rPr/>
-              <w:t>Voice → field value; comparable normalisation</w:t>
+            <w:tcW w:w="1096" w:type="dxa"/>
+            <w:tcBorders/>
+            <w:vAlign w:val="center"/>
+          </w:tcPr>
+          <w:p>
+            <w:pPr>
+              <w:pStyle w:val="TableContents"/>
+              <w:bidi w:val="0"/>
+              <w:spacing w:before="0" w:after="283"/>
+              <w:jc w:val="left"/>
+              <w:rPr/>
+            </w:pPr>
+            <w:r>
+              <w:rPr/>
+              <w:t>Voice → field value; slot harvest</w:t>
             </w:r>
           </w:p>
         </w:tc>
@@ -2985,7 +2985,7 @@
         </w:tc>
         <w:tc>
           <w:tcPr>
-            <w:tcW w:w="1261" w:type="dxa"/>
+            <w:tcW w:w="1096" w:type="dxa"/>
             <w:tcBorders/>
             <w:vAlign w:val="center"/>
           </w:tcPr>
@@ -3040,6 +3040,97 @@
             <w:r>
               <w:rPr/>
               <w:t>~$15.00</w:t>
+            </w:r>
+          </w:p>
+        </w:tc>
+      </w:tr>
+      <w:tr>
+        <w:trPr/>
+        <w:tc>
+          <w:tcPr>
+            <w:tcW w:w="1591" w:type="dxa"/>
+            <w:tcBorders/>
+            <w:vAlign w:val="center"/>
+          </w:tcPr>
+          <w:p>
+            <w:pPr>
+              <w:pStyle w:val="TableContents"/>
+              <w:bidi w:val="0"/>
+              <w:spacing w:before="0" w:after="283"/>
+              <w:jc w:val="left"/>
+              <w:rPr/>
+            </w:pPr>
+            <w:r>
+              <w:rPr>
+                <w:rStyle w:val="Emphasis"/>
+              </w:rPr>
+              <w:t>(vision model, TBD)</w:t>
+            </w:r>
+          </w:p>
+        </w:tc>
+        <w:tc>
+          <w:tcPr>
+            <w:tcW w:w="1096" w:type="dxa"/>
+            <w:tcBorders/>
+            <w:vAlign w:val="center"/>
+          </w:tcPr>
+          <w:p>
+            <w:pPr>
+              <w:pStyle w:val="TableContents"/>
+              <w:bidi w:val="0"/>
+              <w:spacing w:before="0" w:after="283"/>
+              <w:jc w:val="left"/>
+              <w:rPr/>
+            </w:pPr>
+            <w:r>
+              <w:rPr>
+                <w:rStyle w:val="SourceText"/>
+              </w:rPr>
+              <w:t>/catalog/prefill</w:t>
+            </w:r>
+            <w:r>
+              <w:rPr/>
+              <w:t xml:space="preserve"> — photo → nullable field guesses</w:t>
+            </w:r>
+          </w:p>
+        </w:tc>
+        <w:tc>
+          <w:tcPr>
+            <w:tcW w:w="706" w:type="dxa"/>
+            <w:tcBorders/>
+            <w:vAlign w:val="center"/>
+          </w:tcPr>
+          <w:p>
+            <w:pPr>
+              <w:pStyle w:val="TableContents"/>
+              <w:bidi w:val="0"/>
+              <w:spacing w:before="0" w:after="283"/>
+              <w:jc w:val="left"/>
+              <w:rPr/>
+            </w:pPr>
+            <w:r>
+              <w:rPr/>
+              <w:t>—</w:t>
+            </w:r>
+          </w:p>
+        </w:tc>
+        <w:tc>
+          <w:tcPr>
+            <w:tcW w:w="856" w:type="dxa"/>
+            <w:tcBorders/>
+            <w:vAlign w:val="center"/>
+          </w:tcPr>
+          <w:p>
+            <w:pPr>
+              <w:pStyle w:val="TableContents"/>
+              <w:bidi w:val="0"/>
+              <w:spacing w:before="0" w:after="283"/>
+              <w:jc w:val="left"/>
+              <w:rPr/>
+            </w:pPr>
+            <w:r>
+              <w:rPr/>
+              <w:t>—</w:t>
             </w:r>
           </w:p>
         </w:tc>
@@ -3060,7 +3151,7 @@
     </w:p>
     <w:tbl>
       <w:tblPr>
-        <w:tblW w:w="4414" w:type="dxa"/>
+        <w:tblW w:w="4249" w:type="dxa"/>
         <w:jc w:val="left"/>
         <w:tblInd w:w="0" w:type="dxa"/>
         <w:tblLayout w:type="fixed"/>
@@ -3072,9 +3163,9 @@
         </w:tblCellMar>
       </w:tblPr>
       <w:tblGrid>
-        <w:gridCol w:w="2135"/>
-        <w:gridCol w:w="1014"/>
-        <w:gridCol w:w="1265"/>
+        <w:gridCol w:w="2027"/>
+        <w:gridCol w:w="988"/>
+        <w:gridCol w:w="1234"/>
       </w:tblGrid>
       <w:tr>
         <w:trPr>
@@ -3082,7 +3173,7 @@
         </w:trPr>
         <w:tc>
           <w:tcPr>
-            <w:tcW w:w="2135" w:type="dxa"/>
+            <w:tcW w:w="2027" w:type="dxa"/>
             <w:tcBorders/>
             <w:vAlign w:val="center"/>
           </w:tcPr>
@@ -3104,7 +3195,7 @@
         </w:tc>
         <w:tc>
           <w:tcPr>
-            <w:tcW w:w="1014" w:type="dxa"/>
+            <w:tcW w:w="988" w:type="dxa"/>
             <w:tcBorders/>
             <w:vAlign w:val="center"/>
           </w:tcPr>
@@ -3126,7 +3217,7 @@
         </w:tc>
         <w:tc>
           <w:tcPr>
-            <w:tcW w:w="1265" w:type="dxa"/>
+            <w:tcW w:w="1234" w:type="dxa"/>
             <w:tcBorders/>
             <w:vAlign w:val="center"/>
           </w:tcPr>
@@ -3151,7 +3242,7 @@
         <w:trPr/>
         <w:tc>
           <w:tcPr>
-            <w:tcW w:w="2135" w:type="dxa"/>
+            <w:tcW w:w="2027" w:type="dxa"/>
             <w:tcBorders/>
             <w:vAlign w:val="center"/>
           </w:tcPr>
@@ -3171,7 +3262,7 @@
         </w:tc>
         <w:tc>
           <w:tcPr>
-            <w:tcW w:w="1014" w:type="dxa"/>
+            <w:tcW w:w="988" w:type="dxa"/>
             <w:tcBorders/>
             <w:vAlign w:val="center"/>
           </w:tcPr>
@@ -3191,7 +3282,7 @@
         </w:tc>
         <w:tc>
           <w:tcPr>
-            <w:tcW w:w="1265" w:type="dxa"/>
+            <w:tcW w:w="1234" w:type="dxa"/>
             <w:tcBorders/>
             <w:vAlign w:val="center"/>
           </w:tcPr>
@@ -3220,67 +3311,69 @@
         <w:trPr/>
         <w:tc>
           <w:tcPr>
-            <w:tcW w:w="2135" w:type="dxa"/>
-            <w:tcBorders/>
-            <w:vAlign w:val="center"/>
-          </w:tcPr>
-          <w:p>
-            <w:pPr>
-              <w:pStyle w:val="TableContents"/>
-              <w:bidi w:val="0"/>
-              <w:spacing w:before="0" w:after="283"/>
-              <w:jc w:val="left"/>
-              <w:rPr/>
-            </w:pPr>
-            <w:r>
-              <w:rPr/>
-              <w:t>Comparable normalisation × 1</w:t>
-            </w:r>
-          </w:p>
-        </w:tc>
-        <w:tc>
-          <w:tcPr>
-            <w:tcW w:w="1014" w:type="dxa"/>
-            <w:tcBorders/>
-            <w:vAlign w:val="center"/>
-          </w:tcPr>
-          <w:p>
-            <w:pPr>
-              <w:pStyle w:val="TableContents"/>
-              <w:bidi w:val="0"/>
-              <w:spacing w:before="0" w:after="283"/>
-              <w:jc w:val="left"/>
-              <w:rPr/>
-            </w:pPr>
-            <w:r>
-              <w:rPr/>
-              <w:t>500 / 100</w:t>
-            </w:r>
-          </w:p>
-        </w:tc>
-        <w:tc>
-          <w:tcPr>
-            <w:tcW w:w="1265" w:type="dxa"/>
-            <w:tcBorders/>
-            <w:vAlign w:val="center"/>
-          </w:tcPr>
-          <w:p>
-            <w:pPr>
-              <w:pStyle w:val="TableContents"/>
-              <w:bidi w:val="0"/>
-              <w:spacing w:before="0" w:after="283"/>
-              <w:jc w:val="left"/>
-              <w:rPr/>
-            </w:pPr>
-            <w:r>
-              <w:rPr/>
-              <w:t xml:space="preserve">$0.00008 ≈ </w:t>
-            </w:r>
-            <w:r>
-              <w:rPr>
-                <w:rStyle w:val="StrongEmphasis"/>
-              </w:rPr>
-              <w:t>₹0.01</w:t>
+            <w:tcW w:w="2027" w:type="dxa"/>
+            <w:tcBorders/>
+            <w:vAlign w:val="center"/>
+          </w:tcPr>
+          <w:p>
+            <w:pPr>
+              <w:pStyle w:val="TableContents"/>
+              <w:bidi w:val="0"/>
+              <w:spacing w:before="0" w:after="283"/>
+              <w:jc w:val="left"/>
+              <w:rPr/>
+            </w:pPr>
+            <w:r>
+              <w:rPr>
+                <w:rStyle w:val="StrongEmphasis"/>
+              </w:rPr>
+              <w:t>Description, EN + HI + structured fields × 1</w:t>
+            </w:r>
+          </w:p>
+        </w:tc>
+        <w:tc>
+          <w:tcPr>
+            <w:tcW w:w="988" w:type="dxa"/>
+            <w:tcBorders/>
+            <w:vAlign w:val="center"/>
+          </w:tcPr>
+          <w:p>
+            <w:pPr>
+              <w:pStyle w:val="TableContents"/>
+              <w:bidi w:val="0"/>
+              <w:spacing w:before="0" w:after="283"/>
+              <w:jc w:val="left"/>
+              <w:rPr/>
+            </w:pPr>
+            <w:r>
+              <w:rPr/>
+              <w:t>1,800 / 900</w:t>
+            </w:r>
+          </w:p>
+        </w:tc>
+        <w:tc>
+          <w:tcPr>
+            <w:tcW w:w="1234" w:type="dxa"/>
+            <w:tcBorders/>
+            <w:vAlign w:val="center"/>
+          </w:tcPr>
+          <w:p>
+            <w:pPr>
+              <w:pStyle w:val="TableContents"/>
+              <w:bidi w:val="0"/>
+              <w:spacing w:before="0" w:after="283"/>
+              <w:jc w:val="left"/>
+              <w:rPr/>
+            </w:pPr>
+            <w:r>
+              <w:rPr/>
+              <w:t xml:space="preserve">$0.0189 ≈ </w:t>
+            </w:r>
+            <w:r>
+              <w:rPr>
+                <w:rStyle w:val="StrongEmphasis"/>
+              </w:rPr>
+              <w:t>₹1.66</w:t>
             </w:r>
           </w:p>
         </w:tc>
@@ -3289,78 +3382,7 @@
         <w:trPr/>
         <w:tc>
           <w:tcPr>
-            <w:tcW w:w="2135" w:type="dxa"/>
-            <w:tcBorders/>
-            <w:vAlign w:val="center"/>
-          </w:tcPr>
-          <w:p>
-            <w:pPr>
-              <w:pStyle w:val="TableContents"/>
-              <w:bidi w:val="0"/>
-              <w:spacing w:before="0" w:after="283"/>
-              <w:jc w:val="left"/>
-              <w:rPr/>
-            </w:pPr>
-            <w:r>
-              <w:rPr>
-                <w:rStyle w:val="StrongEmphasis"/>
-              </w:rPr>
-              <w:t>Description, EN + HI + structured fields × 1</w:t>
-            </w:r>
-          </w:p>
-        </w:tc>
-        <w:tc>
-          <w:tcPr>
-            <w:tcW w:w="1014" w:type="dxa"/>
-            <w:tcBorders/>
-            <w:vAlign w:val="center"/>
-          </w:tcPr>
-          <w:p>
-            <w:pPr>
-              <w:pStyle w:val="TableContents"/>
-              <w:bidi w:val="0"/>
-              <w:spacing w:before="0" w:after="283"/>
-              <w:jc w:val="left"/>
-              <w:rPr/>
-            </w:pPr>
-            <w:r>
-              <w:rPr/>
-              <w:t>1,800 / 900</w:t>
-            </w:r>
-          </w:p>
-        </w:tc>
-        <w:tc>
-          <w:tcPr>
-            <w:tcW w:w="1265" w:type="dxa"/>
-            <w:tcBorders/>
-            <w:vAlign w:val="center"/>
-          </w:tcPr>
-          <w:p>
-            <w:pPr>
-              <w:pStyle w:val="TableContents"/>
-              <w:bidi w:val="0"/>
-              <w:spacing w:before="0" w:after="283"/>
-              <w:jc w:val="left"/>
-              <w:rPr/>
-            </w:pPr>
-            <w:r>
-              <w:rPr/>
-              <w:t xml:space="preserve">$0.0189 ≈ </w:t>
-            </w:r>
-            <w:r>
-              <w:rPr>
-                <w:rStyle w:val="StrongEmphasis"/>
-              </w:rPr>
-              <w:t>₹1.66</w:t>
-            </w:r>
-          </w:p>
-        </w:tc>
-      </w:tr>
-      <w:tr>
-        <w:trPr/>
-        <w:tc>
-          <w:tcPr>
-            <w:tcW w:w="2135" w:type="dxa"/>
+            <w:tcW w:w="2027" w:type="dxa"/>
             <w:tcBorders/>
             <w:vAlign w:val="center"/>
           </w:tcPr>
@@ -3382,7 +3404,7 @@
         </w:tc>
         <w:tc>
           <w:tcPr>
-            <w:tcW w:w="1014" w:type="dxa"/>
+            <w:tcW w:w="988" w:type="dxa"/>
             <w:tcBorders/>
             <w:vAlign w:val="center"/>
           </w:tcPr>
@@ -3407,7 +3429,7 @@
         </w:tc>
         <w:tc>
           <w:tcPr>
-            <w:tcW w:w="1265" w:type="dxa"/>
+            <w:tcW w:w="1234" w:type="dxa"/>
             <w:tcBorders/>
             <w:vAlign w:val="center"/>
           </w:tcPr>
@@ -3429,7 +3451,7 @@
               <w:rPr>
                 <w:rStyle w:val="StrongEmphasis"/>
               </w:rPr>
-              <w:t>1.68 per product</w:t>
+              <w:t>1.67 per product</w:t>
             </w:r>
           </w:p>
         </w:tc>
@@ -3448,18 +3470,105 @@
         <w:rPr/>
       </w:pPr>
       <w:r>
+        <w:rPr/>
+        <w:t xml:space="preserve">[warning] </w:t>
+      </w:r>
+      <w:r>
         <w:rPr>
           <w:rStyle w:val="StrongEmphasis"/>
         </w:rPr>
-        <w:t>The description call is 99% of our LLM spend.</w:t>
-      </w:r>
-      <w:r>
-        <w:rPr/>
-        <w:t xml:space="preserve"> Everything else is noise. That is the line to optimise, and §5 of Part B gives the crossover volume at which self-hosting it becomes cheaper.</w:t>
+        <w:t>Two changes from the 2026-09-03 merge.</w:t>
+      </w:r>
+      <w:r>
+        <w:rPr/>
+        <w:t xml:space="preserve"> The comparables-normalisation call is </w:t>
+      </w:r>
+      <w:r>
+        <w:rPr>
+          <w:rStyle w:val="StrongEmphasis"/>
+        </w:rPr>
+        <w:t>gone</w:t>
+      </w:r>
+      <w:r>
+        <w:rPr/>
+        <w:t xml:space="preserve"> — </w:t>
+      </w:r>
+      <w:r>
+        <w:rPr>
+          <w:rStyle w:val="SourceText"/>
+        </w:rPr>
+        <w:t>comps.normalize()</w:t>
+      </w:r>
+      <w:r>
+        <w:rPr/>
+        <w:t xml:space="preserve"> was deleted, so </w:t>
+      </w:r>
+      <w:r>
+        <w:rPr>
+          <w:rStyle w:val="StrongEmphasis"/>
+        </w:rPr>
+        <w:t>no model touches the price path at all</w:t>
+      </w:r>
+      <w:r>
+        <w:rPr/>
+        <w:t xml:space="preserve"> now. And </w:t>
+      </w:r>
+      <w:r>
+        <w:rPr>
+          <w:rStyle w:val="SourceText"/>
+        </w:rPr>
+        <w:t>/catalog/prefill</w:t>
+      </w:r>
+      <w:r>
+        <w:rPr/>
+        <w:t xml:space="preserve"> is </w:t>
+      </w:r>
+      <w:r>
+        <w:rPr>
+          <w:rStyle w:val="StrongEmphasis"/>
+        </w:rPr>
+        <w:t>built</w:t>
+      </w:r>
+      <w:r>
+        <w:rPr/>
+        <w:t xml:space="preserve">, which adds a vision call this table does not yet price: vision tokens cost more than text, and </w:t>
+      </w:r>
+      <w:r>
+        <w:rPr>
+          <w:rStyle w:val="StrongEmphasis"/>
+        </w:rPr>
+        <w:t>this is the one line in the cost model that will grow.</w:t>
+      </w:r>
+      <w:r>
+        <w:rPr/>
+        <w:t xml:space="preserve"> It also buys back interview time, so net cost per product may fall — but that must be measured, not assumed.</w:t>
       </w:r>
     </w:p>
     <w:p>
       <w:pPr>
+        <w:pStyle w:val="Quotations"/>
+        <w:pBdr>
+          <w:left w:val="single" w:sz="18" w:space="10" w:color="CC0000"/>
+        </w:pBdr>
+        <w:bidi w:val="0"/>
+        <w:spacing w:before="0" w:after="283"/>
+        <w:ind w:left="567" w:right="567" w:hanging="0"/>
+        <w:jc w:val="left"/>
+        <w:rPr/>
+      </w:pPr>
+      <w:r>
+        <w:rPr>
+          <w:rStyle w:val="StrongEmphasis"/>
+        </w:rPr>
+        <w:t>The description call is 99% of our LLM spend.</w:t>
+      </w:r>
+      <w:r>
+        <w:rPr/>
+        <w:t xml:space="preserve"> Everything else is noise. That is the line to optimise, and §5 of Part B gives the crossover volume at which self-hosting it becomes cheaper.</w:t>
+      </w:r>
+    </w:p>
+    <w:p>
+      <w:pPr>
         <w:pStyle w:val="Heading3"/>
         <w:bidi w:val="0"/>
         <w:jc w:val="left"/>
@@ -3467,12 +3576,89 @@
       </w:pPr>
       <w:r>
         <w:rPr/>
-        <w:t>3.3 ASR — the single largest variable, and it is a policy question not a technical one</w:t>
+        <w:t>3.3 Speech — the single largest variable, and it is a procurement question not a technical one</w:t>
+      </w:r>
+    </w:p>
+    <w:p>
+      <w:pPr>
+        <w:pStyle w:val="Quotations"/>
+        <w:pBdr>
+          <w:left w:val="single" w:sz="18" w:space="10" w:color="CC0000"/>
+        </w:pBdr>
+        <w:bidi w:val="0"/>
+        <w:spacing w:before="0" w:after="283"/>
+        <w:ind w:left="567" w:right="567" w:hanging="0"/>
+        <w:jc w:val="left"/>
+        <w:rPr/>
+      </w:pPr>
+      <w:r>
+        <w:rPr/>
+        <w:t xml:space="preserve">[warning] </w:t>
+      </w:r>
+      <w:r>
+        <w:rPr>
+          <w:rStyle w:val="StrongEmphasis"/>
+        </w:rPr>
+        <w:t>Updated 2026-09-03.</w:t>
+      </w:r>
+      <w:r>
+        <w:rPr/>
+        <w:t xml:space="preserve"> Speech is now </w:t>
+      </w:r>
+      <w:r>
+        <w:rPr>
+          <w:rStyle w:val="StrongEmphasis"/>
+        </w:rPr>
+        <w:t>live on Sarvam</w:t>
+      </w:r>
+      <w:r>
+        <w:rPr/>
+        <w:t xml:space="preserve"> (</w:t>
+      </w:r>
+      <w:r>
+        <w:rPr>
+          <w:rStyle w:val="SourceText"/>
+        </w:rPr>
+        <w:t>bulbul:v3</w:t>
+      </w:r>
+      <w:r>
+        <w:rPr/>
+        <w:t xml:space="preserve"> TTS, Sarvam ASR, </w:t>
+      </w:r>
+      <w:r>
+        <w:rPr>
+          <w:rStyle w:val="SourceText"/>
+        </w:rPr>
+        <w:t>web/api/routers/voice.py</w:t>
+      </w:r>
+      <w:r>
+        <w:rPr/>
+        <w:t xml:space="preserve">). Bhashini is the strategic target, </w:t>
+      </w:r>
+      <w:r>
+        <w:rPr>
+          <w:rStyle w:val="StrongEmphasis"/>
+        </w:rPr>
+        <w:t>not the current provider.</w:t>
+      </w:r>
+      <w:r>
+        <w:rPr/>
+        <w:t xml:space="preserve"> The cost model below therefore has a </w:t>
+      </w:r>
+      <w:r>
+        <w:rPr>
+          <w:rStyle w:val="Emphasis"/>
+        </w:rPr>
+        <w:t>real</w:t>
+      </w:r>
+      <w:r>
+        <w:rPr/>
+        <w:t xml:space="preserve"> middle row, not two hypotheticals.</w:t>
       </w:r>
     </w:p>
     <w:tbl>
       <w:tblPr>
-        <w:tblW w:w="4414" w:type="dxa"/>
+        <w:tblW w:w="4249" w:type="dxa"/>
         <w:jc w:val="left"/>
         <w:tblInd w:w="0" w:type="dxa"/>
         <w:tblLayout w:type="fixed"/>
@@ -3484,9 +3670,9 @@
         </w:tblCellMar>
       </w:tblPr>
       <w:tblGrid>
-        <w:gridCol w:w="1115"/>
-        <w:gridCol w:w="1475"/>
-        <w:gridCol w:w="1824"/>
+        <w:gridCol w:w="1233"/>
+        <w:gridCol w:w="1331"/>
+        <w:gridCol w:w="1685"/>
       </w:tblGrid>
       <w:tr>
         <w:trPr>
@@ -3494,7 +3680,7 @@
         </w:trPr>
         <w:tc>
           <w:tcPr>
-            <w:tcW w:w="1115" w:type="dxa"/>
+            <w:tcW w:w="1233" w:type="dxa"/>
             <w:tcBorders/>
             <w:vAlign w:val="center"/>
           </w:tcPr>
@@ -3516,7 +3702,7 @@
         </w:tc>
         <w:tc>
           <w:tcPr>
-            <w:tcW w:w="1475" w:type="dxa"/>
+            <w:tcW w:w="1331" w:type="dxa"/>
             <w:tcBorders/>
             <w:vAlign w:val="center"/>
           </w:tcPr>
@@ -3532,13 +3718,13 @@
             </w:pPr>
             <w:r>
               <w:rPr/>
-              <w:t>Per product (≈72 s of speech across 6 answers)</w:t>
-            </w:r>
-          </w:p>
-        </w:tc>
-        <w:tc>
-          <w:tcPr>
-            <w:tcW w:w="1824" w:type="dxa"/>
+              <w:t>Per product (≈72 s speech in, plus TTS out)</w:t>
+            </w:r>
+          </w:p>
+        </w:tc>
+        <w:tc>
+          <w:tcPr>
+            <w:tcW w:w="1685" w:type="dxa"/>
             <w:tcBorders/>
             <w:vAlign w:val="center"/>
           </w:tcPr>
@@ -3563,7 +3749,7 @@
         <w:trPr/>
         <w:tc>
           <w:tcPr>
-            <w:tcW w:w="1115" w:type="dxa"/>
+            <w:tcW w:w="1233" w:type="dxa"/>
             <w:tcBorders/>
             <w:vAlign w:val="center"/>
           </w:tcPr>
@@ -3585,7 +3771,7 @@
         </w:tc>
         <w:tc>
           <w:tcPr>
-            <w:tcW w:w="1475" w:type="dxa"/>
+            <w:tcW w:w="1331" w:type="dxa"/>
             <w:tcBorders/>
             <w:vAlign w:val="center"/>
           </w:tcPr>
@@ -3617,7 +3803,7 @@
         </w:tc>
         <w:tc>
           <w:tcPr>
-            <w:tcW w:w="1824" w:type="dxa"/>
+            <w:tcW w:w="1685" w:type="dxa"/>
             <w:tcBorders/>
             <w:vAlign w:val="center"/>
           </w:tcPr>
@@ -3651,7 +3837,7 @@
             </w:r>
             <w:r>
               <w:rPr/>
-              <w:t xml:space="preserve"> — commercial terms unconfirmed</w:t>
+              <w:t xml:space="preserve"> — unused, terms unconfirmed</w:t>
             </w:r>
           </w:p>
         </w:tc>
@@ -3660,41 +3846,122 @@
         <w:trPr/>
         <w:tc>
           <w:tcPr>
-            <w:tcW w:w="1115" w:type="dxa"/>
-            <w:tcBorders/>
-            <w:vAlign w:val="center"/>
-          </w:tcPr>
-          <w:p>
-            <w:pPr>
-              <w:pStyle w:val="TableContents"/>
-              <w:bidi w:val="0"/>
-              <w:spacing w:before="0" w:after="283"/>
-              <w:jc w:val="left"/>
-              <w:rPr/>
-            </w:pPr>
-            <w:r>
-              <w:rPr/>
-              <w:t>[list price] Commercial STT fallback</w:t>
-            </w:r>
-          </w:p>
-        </w:tc>
-        <w:tc>
-          <w:tcPr>
-            <w:tcW w:w="1475" w:type="dxa"/>
-            <w:tcBorders/>
-            <w:vAlign w:val="center"/>
-          </w:tcPr>
-          <w:p>
-            <w:pPr>
-              <w:pStyle w:val="TableContents"/>
-              <w:bidi w:val="0"/>
-              <w:spacing w:before="0" w:after="283"/>
-              <w:jc w:val="left"/>
-              <w:rPr/>
-            </w:pPr>
-            <w:r>
-              <w:rPr/>
-              <w:t xml:space="preserve">~$0.006–0.016 per 15 s ⇒ 5 units ⇒ $0.03–0.08 ≈ </w:t>
+            <w:tcW w:w="1233" w:type="dxa"/>
+            <w:tcBorders/>
+            <w:vAlign w:val="center"/>
+          </w:tcPr>
+          <w:p>
+            <w:pPr>
+              <w:pStyle w:val="TableContents"/>
+              <w:bidi w:val="0"/>
+              <w:spacing w:before="0" w:after="283"/>
+              <w:jc w:val="left"/>
+              <w:rPr/>
+            </w:pPr>
+            <w:r>
+              <w:rPr>
+                <w:rStyle w:val="StrongEmphasis"/>
+              </w:rPr>
+              <w:t>Sarvam</w:t>
+            </w:r>
+            <w:r>
+              <w:rPr/>
+              <w:t xml:space="preserve"> — what runs today</w:t>
+            </w:r>
+          </w:p>
+        </w:tc>
+        <w:tc>
+          <w:tcPr>
+            <w:tcW w:w="1331" w:type="dxa"/>
+            <w:tcBorders/>
+            <w:vAlign w:val="center"/>
+          </w:tcPr>
+          <w:p>
+            <w:pPr>
+              <w:pStyle w:val="TableContents"/>
+              <w:bidi w:val="0"/>
+              <w:spacing w:before="0" w:after="283"/>
+              <w:jc w:val="left"/>
+              <w:rPr/>
+            </w:pPr>
+            <w:r>
+              <w:rPr/>
+              <w:t xml:space="preserve">[list price] </w:t>
+            </w:r>
+            <w:r>
+              <w:rPr>
+                <w:rStyle w:val="StrongEmphasis"/>
+              </w:rPr>
+              <w:t>rate not yet confirmed for volume — verify</w:t>
+            </w:r>
+          </w:p>
+        </w:tc>
+        <w:tc>
+          <w:tcPr>
+            <w:tcW w:w="1685" w:type="dxa"/>
+            <w:tcBorders/>
+            <w:vAlign w:val="center"/>
+          </w:tcPr>
+          <w:p>
+            <w:pPr>
+              <w:pStyle w:val="TableContents"/>
+              <w:bidi w:val="0"/>
+              <w:spacing w:before="0" w:after="283"/>
+              <w:jc w:val="left"/>
+              <w:rPr/>
+            </w:pPr>
+            <w:r>
+              <w:rPr/>
+              <w:t xml:space="preserve">[yes] </w:t>
+            </w:r>
+            <w:r>
+              <w:rPr>
+                <w:rStyle w:val="StrongEmphasis"/>
+              </w:rPr>
+              <w:t>Live and measured working</w:t>
+            </w:r>
+          </w:p>
+        </w:tc>
+      </w:tr>
+      <w:tr>
+        <w:trPr/>
+        <w:tc>
+          <w:tcPr>
+            <w:tcW w:w="1233" w:type="dxa"/>
+            <w:tcBorders/>
+            <w:vAlign w:val="center"/>
+          </w:tcPr>
+          <w:p>
+            <w:pPr>
+              <w:pStyle w:val="TableContents"/>
+              <w:bidi w:val="0"/>
+              <w:spacing w:before="0" w:after="283"/>
+              <w:jc w:val="left"/>
+              <w:rPr/>
+            </w:pPr>
+            <w:r>
+              <w:rPr/>
+              <w:t>[list price] Global commercial STT</w:t>
+            </w:r>
+          </w:p>
+        </w:tc>
+        <w:tc>
+          <w:tcPr>
+            <w:tcW w:w="1331" w:type="dxa"/>
+            <w:tcBorders/>
+            <w:vAlign w:val="center"/>
+          </w:tcPr>
+          <w:p>
+            <w:pPr>
+              <w:pStyle w:val="TableContents"/>
+              <w:bidi w:val="0"/>
+              <w:spacing w:before="0" w:after="283"/>
+              <w:jc w:val="left"/>
+              <w:rPr/>
+            </w:pPr>
+            <w:r>
+              <w:rPr/>
+              <w:t xml:space="preserve">~$0.006–0.016 per 15 s ⇒ ~$0.03–0.08 ≈ </w:t>
             </w:r>
             <w:r>
               <w:rPr>
@@ -3706,21 +3973,21 @@
         </w:tc>
         <w:tc>
           <w:tcPr>
-            <w:tcW w:w="1824" w:type="dxa"/>
-            <w:tcBorders/>
-            <w:vAlign w:val="center"/>
-          </w:tcPr>
-          <w:p>
-            <w:pPr>
-              <w:pStyle w:val="TableContents"/>
-              <w:bidi w:val="0"/>
-              <w:spacing w:before="0" w:after="283"/>
-              <w:jc w:val="left"/>
-              <w:rPr/>
-            </w:pPr>
-            <w:r>
-              <w:rPr/>
-              <w:t>Fallback only</w:t>
+            <w:tcW w:w="1685" w:type="dxa"/>
+            <w:tcBorders/>
+            <w:vAlign w:val="center"/>
+          </w:tcPr>
+          <w:p>
+            <w:pPr>
+              <w:pStyle w:val="TableContents"/>
+              <w:bidi w:val="0"/>
+              <w:spacing w:before="0" w:after="283"/>
+              <w:jc w:val="left"/>
+              <w:rPr/>
+            </w:pPr>
+            <w:r>
+              <w:rPr/>
+              <w:t>Ceiling, not our path</w:t>
             </w:r>
           </w:p>
         </w:tc>
@@ -3742,7 +4009,21 @@
         <w:rPr>
           <w:rStyle w:val="StrongEmphasis"/>
         </w:rPr>
-        <w:t>At 10 million products a year, that gap is ₹0 versus ₹26–70 crore.</w:t>
+        <w:t>At 10 million products a year, the spread between the free tier and the commercial ceiling is ₹0 versus ₹26–70 crore.</w:t>
+      </w:r>
+      <w:r>
+        <w:rPr/>
+        <w:t xml:space="preserve"> Sarvam sits somewhere between and </w:t>
+      </w:r>
+      <w:r>
+        <w:rPr>
+          <w:rStyle w:val="StrongEmphasis"/>
+        </w:rPr>
+        <w:t>we do not yet know where</w:t>
+      </w:r>
+      <w:r>
+        <w:rPr/>
+        <w:t xml:space="preserve"> — which makes its volume rate the single most valuable unknown in this document.</w:t>
       </w:r>
     </w:p>
     <w:p>
@@ -3761,11 +4042,41 @@
         <w:rPr>
           <w:rStyle w:val="StrongEmphasis"/>
         </w:rPr>
-        <w:t>Confirming Bhashini's commercial terms is worth more rupees than every other engineering decision in this document combined.</w:t>
-      </w:r>
-      <w:r>
-        <w:rPr/>
-        <w:t xml:space="preserve"> It is one email and it is unassigned. That is the costing headline.</w:t>
+        <w:t>Two things to establish, and neither is engineering work:</w:t>
+      </w:r>
+      <w:r>
+        <w:rPr/>
+        <w:t xml:space="preserve"> Sarvam's committed-volume pricing, and whether Bhashini's terms cover us. </w:t>
+      </w:r>
+      <w:r>
+        <w:rPr>
+          <w:rStyle w:val="StrongEmphasis"/>
+        </w:rPr>
+        <w:t>The provider swap costs two functions</w:t>
+      </w:r>
+      <w:r>
+        <w:rPr/>
+        <w:t xml:space="preserve"> — </w:t>
+      </w:r>
+      <w:r>
+        <w:rPr>
+          <w:rStyle w:val="SourceText"/>
+        </w:rPr>
+        <w:t>_sarvam_tts</w:t>
+      </w:r>
+      <w:r>
+        <w:rPr/>
+        <w:t xml:space="preserve"> and </w:t>
+      </w:r>
+      <w:r>
+        <w:rPr>
+          <w:rStyle w:val="SourceText"/>
+        </w:rPr>
+        <w:t>_sarvam_asr</w:t>
+      </w:r>
+      <w:r>
+        <w:rPr/>
+        <w:t xml:space="preserve"> are the only code that changes — so this is a procurement decision with an already-built escape hatch, which is the cheapest position to negotiate from.</w:t>
       </w:r>
     </w:p>
     <w:p>
@@ -3780,7 +4091,7 @@
         <w:rPr>
           <w:rStyle w:val="StrongEmphasis"/>
         </w:rPr>
-        <w:t>And TTS is already solved by a design decision, not a budget.</w:t>
+        <w:t>And TTS output is already off the variable line entirely.</w:t>
       </w:r>
       <w:r>
         <w:rPr/>
@@ -3814,17 +4125,7 @@
       </w:r>
       <w:r>
         <w:rPr/>
-        <w:t xml:space="preserve"> [derived] That converts speech </w:t>
-      </w:r>
-      <w:r>
-        <w:rPr>
-          <w:rStyle w:val="Emphasis"/>
-        </w:rPr>
-        <w:t>output</w:t>
-      </w:r>
-      <w:r>
-        <w:rPr/>
-        <w:t xml:space="preserve"> from a per-request runtime cost into a one-time build asset: roughly 2,000 strings × 12 languages ≈ 24,000 utterances, a </w:t>
+        <w:t xml:space="preserve"> [derived] Roughly 2,000 strings × 5 languages, a </w:t>
       </w:r>
       <w:r>
         <w:rPr>
@@ -3844,7 +4145,7 @@
       </w:r>
       <w:r>
         <w:rPr/>
-        <w:t>, with no rate limit and no latency. A decision taken for reliability turns out to remove an entire recurring cost line.</w:t>
+        <w:t>, with no rate limit and no latency. A decision taken for reliability removes a recurring cost line.</w:t>
       </w:r>
     </w:p>
     <w:p>
@@ -3884,7 +4185,7 @@
     </w:p>
     <w:tbl>
       <w:tblPr>
-        <w:tblW w:w="4414" w:type="dxa"/>
+        <w:tblW w:w="4249" w:type="dxa"/>
         <w:jc w:val="left"/>
         <w:tblInd w:w="0" w:type="dxa"/>
         <w:tblLayout w:type="fixed"/>
@@ -3896,8 +4197,8 @@
         </w:tblCellMar>
       </w:tblPr>
       <w:tblGrid>
-        <w:gridCol w:w="3099"/>
-        <w:gridCol w:w="1315"/>
+        <w:gridCol w:w="2962"/>
+        <w:gridCol w:w="1287"/>
       </w:tblGrid>
       <w:tr>
         <w:trPr>
@@ -3905,7 +4206,7 @@
         </w:trPr>
         <w:tc>
           <w:tcPr>
-            <w:tcW w:w="3099" w:type="dxa"/>
+            <w:tcW w:w="2962" w:type="dxa"/>
             <w:tcBorders/>
             <w:vAlign w:val="center"/>
           </w:tcPr>
@@ -3927,7 +4228,7 @@
         </w:tc>
         <w:tc>
           <w:tcPr>
-            <w:tcW w:w="1315" w:type="dxa"/>
+            <w:tcW w:w="1287" w:type="dxa"/>
             <w:tcBorders/>
             <w:vAlign w:val="center"/>
           </w:tcPr>
@@ -3952,7 +4253,7 @@
         <w:trPr/>
         <w:tc>
           <w:tcPr>
-            <w:tcW w:w="3099" w:type="dxa"/>
+            <w:tcW w:w="2962" w:type="dxa"/>
             <w:tcBorders/>
             <w:vAlign w:val="center"/>
           </w:tcPr>
@@ -3972,7 +4273,7 @@
         </w:tc>
         <w:tc>
           <w:tcPr>
-            <w:tcW w:w="1315" w:type="dxa"/>
+            <w:tcW w:w="1287" w:type="dxa"/>
             <w:tcBorders/>
             <w:vAlign w:val="center"/>
           </w:tcPr>
@@ -3995,7 +4296,7 @@
         <w:trPr/>
         <w:tc>
           <w:tcPr>
-            <w:tcW w:w="3099" w:type="dxa"/>
+            <w:tcW w:w="2962" w:type="dxa"/>
             <w:tcBorders/>
             <w:vAlign w:val="center"/>
           </w:tcPr>
@@ -4015,7 +4316,7 @@
         </w:tc>
         <w:tc>
           <w:tcPr>
-            <w:tcW w:w="1315" w:type="dxa"/>
+            <w:tcW w:w="1287" w:type="dxa"/>
             <w:tcBorders/>
             <w:vAlign w:val="center"/>
           </w:tcPr>
@@ -4038,7 +4339,7 @@
         <w:trPr/>
         <w:tc>
           <w:tcPr>
-            <w:tcW w:w="3099" w:type="dxa"/>
+            <w:tcW w:w="2962" w:type="dxa"/>
             <w:tcBorders/>
             <w:vAlign w:val="center"/>
           </w:tcPr>
@@ -4058,7 +4359,7 @@
         </w:tc>
         <w:tc>
           <w:tcPr>
-            <w:tcW w:w="1315" w:type="dxa"/>
+            <w:tcW w:w="1287" w:type="dxa"/>
             <w:tcBorders/>
             <w:vAlign w:val="center"/>
           </w:tcPr>
@@ -4081,7 +4382,7 @@
         <w:trPr/>
         <w:tc>
           <w:tcPr>
-            <w:tcW w:w="3099" w:type="dxa"/>
+            <w:tcW w:w="2962" w:type="dxa"/>
             <w:tcBorders/>
             <w:vAlign w:val="center"/>
           </w:tcPr>
@@ -4103,7 +4404,7 @@
         </w:tc>
         <w:tc>
           <w:tcPr>
-            <w:tcW w:w="1315" w:type="dxa"/>
+            <w:tcW w:w="1287" w:type="dxa"/>
             <w:tcBorders/>
             <w:vAlign w:val="center"/>
           </w:tcPr>
@@ -4248,7 +4549,7 @@
     </w:p>
     <w:tbl>
       <w:tblPr>
-        <w:tblW w:w="4414" w:type="dxa"/>
+        <w:tblW w:w="4249" w:type="dxa"/>
         <w:jc w:val="left"/>
         <w:tblInd w:w="0" w:type="dxa"/>
         <w:tblLayout w:type="fixed"/>
@@ -4260,10 +4561,10 @@
         </w:tblCellMar>
       </w:tblPr>
       <w:tblGrid>
-        <w:gridCol w:w="1162"/>
-        <w:gridCol w:w="1001"/>
-        <w:gridCol w:w="1091"/>
-        <w:gridCol w:w="1160"/>
+        <w:gridCol w:w="1140"/>
+        <w:gridCol w:w="972"/>
+        <w:gridCol w:w="1037"/>
+        <w:gridCol w:w="1100"/>
       </w:tblGrid>
       <w:tr>
         <w:trPr>
@@ -4271,7 +4572,7 @@
         </w:trPr>
         <w:tc>
           <w:tcPr>
-            <w:tcW w:w="1162" w:type="dxa"/>
+            <w:tcW w:w="1140" w:type="dxa"/>
             <w:tcBorders/>
             <w:vAlign w:val="center"/>
           </w:tcPr>
@@ -4293,7 +4594,7 @@
         </w:tc>
         <w:tc>
           <w:tcPr>
-            <w:tcW w:w="1001" w:type="dxa"/>
+            <w:tcW w:w="972" w:type="dxa"/>
             <w:tcBorders/>
             <w:vAlign w:val="center"/>
           </w:tcPr>
@@ -4315,7 +4616,7 @@
         </w:tc>
         <w:tc>
           <w:tcPr>
-            <w:tcW w:w="1091" w:type="dxa"/>
+            <w:tcW w:w="1037" w:type="dxa"/>
             <w:tcBorders/>
             <w:vAlign w:val="center"/>
           </w:tcPr>
@@ -4337,7 +4638,7 @@
         </w:tc>
         <w:tc>
           <w:tcPr>
-            <w:tcW w:w="1160" w:type="dxa"/>
+            <w:tcW w:w="1100" w:type="dxa"/>
             <w:tcBorders/>
             <w:vAlign w:val="center"/>
           </w:tcPr>
@@ -4362,7 +4663,7 @@
         <w:trPr/>
         <w:tc>
           <w:tcPr>
-            <w:tcW w:w="1162" w:type="dxa"/>
+            <w:tcW w:w="1140" w:type="dxa"/>
             <w:tcBorders/>
             <w:vAlign w:val="center"/>
           </w:tcPr>
@@ -4388,7 +4689,7 @@
         </w:tc>
         <w:tc>
           <w:tcPr>
-            <w:tcW w:w="1001" w:type="dxa"/>
+            <w:tcW w:w="972" w:type="dxa"/>
             <w:tcBorders/>
             <w:vAlign w:val="center"/>
           </w:tcPr>
@@ -4414,7 +4715,7 @@
         </w:tc>
         <w:tc>
           <w:tcPr>
-            <w:tcW w:w="1091" w:type="dxa"/>
+            <w:tcW w:w="1037" w:type="dxa"/>
             <w:tcBorders/>
             <w:vAlign w:val="center"/>
           </w:tcPr>
@@ -4438,7 +4739,7 @@
         </w:tc>
         <w:tc>
           <w:tcPr>
-            <w:tcW w:w="1160" w:type="dxa"/>
+            <w:tcW w:w="1100" w:type="dxa"/>
             <w:tcBorders/>
             <w:vAlign w:val="center"/>
           </w:tcPr>
@@ -4465,7 +4766,7 @@
         <w:trPr/>
         <w:tc>
           <w:tcPr>
-            <w:tcW w:w="1162" w:type="dxa"/>
+            <w:tcW w:w="1140" w:type="dxa"/>
             <w:tcBorders/>
             <w:vAlign w:val="center"/>
           </w:tcPr>
@@ -4487,7 +4788,7 @@
         </w:tc>
         <w:tc>
           <w:tcPr>
-            <w:tcW w:w="1001" w:type="dxa"/>
+            <w:tcW w:w="972" w:type="dxa"/>
             <w:tcBorders/>
             <w:vAlign w:val="center"/>
           </w:tcPr>
@@ -4509,7 +4810,7 @@
         </w:tc>
         <w:tc>
           <w:tcPr>
-            <w:tcW w:w="1091" w:type="dxa"/>
+            <w:tcW w:w="1037" w:type="dxa"/>
             <w:tcBorders/>
             <w:vAlign w:val="center"/>
           </w:tcPr>
@@ -4537,7 +4838,7 @@
         </w:tc>
         <w:tc>
           <w:tcPr>
-            <w:tcW w:w="1160" w:type="dxa"/>
+            <w:tcW w:w="1100" w:type="dxa"/>
             <w:tcBorders/>
             <w:vAlign w:val="center"/>
           </w:tcPr>
@@ -4625,7 +4926,7 @@
     </w:p>
     <w:tbl>
       <w:tblPr>
-        <w:tblW w:w="4414" w:type="dxa"/>
+        <w:tblW w:w="4249" w:type="dxa"/>
         <w:jc w:val="left"/>
         <w:tblInd w:w="0" w:type="dxa"/>
         <w:tblLayout w:type="fixed"/>
@@ -4637,9 +4938,9 @@
         </w:tblCellMar>
       </w:tblPr>
       <w:tblGrid>
-        <w:gridCol w:w="1753"/>
-        <w:gridCol w:w="1092"/>
-        <w:gridCol w:w="1569"/>
+        <w:gridCol w:w="1838"/>
+        <w:gridCol w:w="1006"/>
+        <w:gridCol w:w="1405"/>
       </w:tblGrid>
       <w:tr>
         <w:trPr>
@@ -4647,7 +4948,7 @@
         </w:trPr>
         <w:tc>
           <w:tcPr>
-            <w:tcW w:w="1753" w:type="dxa"/>
+            <w:tcW w:w="1838" w:type="dxa"/>
             <w:tcBorders/>
             <w:vAlign w:val="center"/>
           </w:tcPr>
@@ -4669,7 +4970,7 @@
         </w:tc>
         <w:tc>
           <w:tcPr>
-            <w:tcW w:w="1092" w:type="dxa"/>
+            <w:tcW w:w="1006" w:type="dxa"/>
             <w:tcBorders/>
             <w:vAlign w:val="center"/>
           </w:tcPr>
@@ -4691,7 +4992,7 @@
         </w:tc>
         <w:tc>
           <w:tcPr>
-            <w:tcW w:w="1569" w:type="dxa"/>
+            <w:tcW w:w="1405" w:type="dxa"/>
             <w:tcBorders/>
             <w:vAlign w:val="center"/>
           </w:tcPr>
@@ -4716,7 +5017,7 @@
         <w:trPr/>
         <w:tc>
           <w:tcPr>
-            <w:tcW w:w="1753" w:type="dxa"/>
+            <w:tcW w:w="1838" w:type="dxa"/>
             <w:tcBorders/>
             <w:vAlign w:val="center"/>
           </w:tcPr>
@@ -4736,7 +5037,7 @@
         </w:tc>
         <w:tc>
           <w:tcPr>
-            <w:tcW w:w="1092" w:type="dxa"/>
+            <w:tcW w:w="1006" w:type="dxa"/>
             <w:tcBorders/>
             <w:vAlign w:val="center"/>
           </w:tcPr>
@@ -4760,7 +5061,7 @@
         </w:tc>
         <w:tc>
           <w:tcPr>
-            <w:tcW w:w="1569" w:type="dxa"/>
+            <w:tcW w:w="1405" w:type="dxa"/>
             <w:tcBorders/>
             <w:vAlign w:val="center"/>
           </w:tcPr>
@@ -4787,7 +5088,7 @@
         <w:trPr/>
         <w:tc>
           <w:tcPr>
-            <w:tcW w:w="1753" w:type="dxa"/>
+            <w:tcW w:w="1838" w:type="dxa"/>
             <w:tcBorders/>
             <w:vAlign w:val="center"/>
           </w:tcPr>
@@ -4807,7 +5108,7 @@
         </w:tc>
         <w:tc>
           <w:tcPr>
-            <w:tcW w:w="1092" w:type="dxa"/>
+            <w:tcW w:w="1006" w:type="dxa"/>
             <w:tcBorders/>
             <w:vAlign w:val="center"/>
           </w:tcPr>
@@ -4831,7 +5132,7 @@
         </w:tc>
         <w:tc>
           <w:tcPr>
-            <w:tcW w:w="1569" w:type="dxa"/>
+            <w:tcW w:w="1405" w:type="dxa"/>
             <w:tcBorders/>
             <w:vAlign w:val="center"/>
           </w:tcPr>
@@ -4858,7 +5159,7 @@
         <w:trPr/>
         <w:tc>
           <w:tcPr>
-            <w:tcW w:w="1753" w:type="dxa"/>
+            <w:tcW w:w="1838" w:type="dxa"/>
             <w:tcBorders/>
             <w:vAlign w:val="center"/>
           </w:tcPr>
@@ -4878,7 +5179,7 @@
         </w:tc>
         <w:tc>
           <w:tcPr>
-            <w:tcW w:w="1092" w:type="dxa"/>
+            <w:tcW w:w="1006" w:type="dxa"/>
             <w:tcBorders/>
             <w:vAlign w:val="center"/>
           </w:tcPr>
@@ -4902,7 +5203,7 @@
         </w:tc>
         <w:tc>
           <w:tcPr>
-            <w:tcW w:w="1569" w:type="dxa"/>
+            <w:tcW w:w="1405" w:type="dxa"/>
             <w:tcBorders/>
             <w:vAlign w:val="center"/>
           </w:tcPr>
@@ -4929,27 +5230,27 @@
         <w:trPr/>
         <w:tc>
           <w:tcPr>
-            <w:tcW w:w="1753" w:type="dxa"/>
-            <w:tcBorders/>
-            <w:vAlign w:val="center"/>
-          </w:tcPr>
-          <w:p>
-            <w:pPr>
-              <w:pStyle w:val="TableContents"/>
-              <w:bidi w:val="0"/>
-              <w:spacing w:before="0" w:after="283"/>
-              <w:jc w:val="left"/>
-              <w:rPr/>
-            </w:pPr>
-            <w:r>
-              <w:rPr/>
-              <w:t>ASR</w:t>
-            </w:r>
-          </w:p>
-        </w:tc>
-        <w:tc>
-          <w:tcPr>
-            <w:tcW w:w="1092" w:type="dxa"/>
+            <w:tcW w:w="1838" w:type="dxa"/>
+            <w:tcBorders/>
+            <w:vAlign w:val="center"/>
+          </w:tcPr>
+          <w:p>
+            <w:pPr>
+              <w:pStyle w:val="TableContents"/>
+              <w:bidi w:val="0"/>
+              <w:spacing w:before="0" w:after="283"/>
+              <w:jc w:val="left"/>
+              <w:rPr/>
+            </w:pPr>
+            <w:r>
+              <w:rPr/>
+              <w:t>Speech (ASR) — Sarvam, rate unconfirmed</w:t>
+            </w:r>
+          </w:p>
+        </w:tc>
+        <w:tc>
+          <w:tcPr>
+            <w:tcW w:w="1006" w:type="dxa"/>
             <w:tcBorders/>
             <w:vAlign w:val="center"/>
           </w:tcPr>
@@ -4977,7 +5278,7 @@
         </w:tc>
         <w:tc>
           <w:tcPr>
-            <w:tcW w:w="1569" w:type="dxa"/>
+            <w:tcW w:w="1405" w:type="dxa"/>
             <w:tcBorders/>
             <w:vAlign w:val="center"/>
           </w:tcPr>
@@ -5008,7 +5309,7 @@
         <w:trPr/>
         <w:tc>
           <w:tcPr>
-            <w:tcW w:w="1753" w:type="dxa"/>
+            <w:tcW w:w="1838" w:type="dxa"/>
             <w:tcBorders/>
             <w:vAlign w:val="center"/>
           </w:tcPr>
@@ -5028,7 +5329,7 @@
         </w:tc>
         <w:tc>
           <w:tcPr>
-            <w:tcW w:w="1092" w:type="dxa"/>
+            <w:tcW w:w="1006" w:type="dxa"/>
             <w:tcBorders/>
             <w:vAlign w:val="center"/>
           </w:tcPr>
@@ -5052,7 +5353,7 @@
         </w:tc>
         <w:tc>
           <w:tcPr>
-            <w:tcW w:w="1569" w:type="dxa"/>
+            <w:tcW w:w="1405" w:type="dxa"/>
             <w:tcBorders/>
             <w:vAlign w:val="center"/>
           </w:tcPr>
@@ -5079,7 +5380,7 @@
         <w:trPr/>
         <w:tc>
           <w:tcPr>
-            <w:tcW w:w="1753" w:type="dxa"/>
+            <w:tcW w:w="1838" w:type="dxa"/>
             <w:tcBorders/>
             <w:vAlign w:val="center"/>
           </w:tcPr>
@@ -5099,7 +5400,7 @@
         </w:tc>
         <w:tc>
           <w:tcPr>
-            <w:tcW w:w="1092" w:type="dxa"/>
+            <w:tcW w:w="1006" w:type="dxa"/>
             <w:tcBorders/>
             <w:vAlign w:val="center"/>
           </w:tcPr>
@@ -5123,7 +5424,7 @@
         </w:tc>
         <w:tc>
           <w:tcPr>
-            <w:tcW w:w="1569" w:type="dxa"/>
+            <w:tcW w:w="1405" w:type="dxa"/>
             <w:tcBorders/>
             <w:vAlign w:val="center"/>
           </w:tcPr>
@@ -5150,7 +5451,7 @@
         <w:trPr/>
         <w:tc>
           <w:tcPr>
-            <w:tcW w:w="1753" w:type="dxa"/>
+            <w:tcW w:w="1838" w:type="dxa"/>
             <w:tcBorders/>
             <w:vAlign w:val="center"/>
           </w:tcPr>
@@ -5172,7 +5473,7 @@
         </w:tc>
         <w:tc>
           <w:tcPr>
-            <w:tcW w:w="1092" w:type="dxa"/>
+            <w:tcW w:w="1006" w:type="dxa"/>
             <w:tcBorders/>
             <w:vAlign w:val="center"/>
           </w:tcPr>
@@ -5200,7 +5501,7 @@
         </w:tc>
         <w:tc>
           <w:tcPr>
-            <w:tcW w:w="1569" w:type="dxa"/>
+            <w:tcW w:w="1405" w:type="dxa"/>
             <w:tcBorders/>
             <w:vAlign w:val="center"/>
           </w:tcPr>
@@ -5253,7 +5554,7 @@
     </w:p>
     <w:tbl>
       <w:tblPr>
-        <w:tblW w:w="4414" w:type="dxa"/>
+        <w:tblW w:w="4249" w:type="dxa"/>
         <w:jc w:val="left"/>
         <w:tblInd w:w="0" w:type="dxa"/>
         <w:tblLayout w:type="fixed"/>
@@ -5265,9 +5566,9 @@
         </w:tblCellMar>
       </w:tblPr>
       <w:tblGrid>
-        <w:gridCol w:w="1150"/>
-        <w:gridCol w:w="1379"/>
-        <w:gridCol w:w="1885"/>
+        <w:gridCol w:w="1120"/>
+        <w:gridCol w:w="1324"/>
+        <w:gridCol w:w="1805"/>
       </w:tblGrid>
       <w:tr>
         <w:trPr>
@@ -5275,7 +5576,7 @@
         </w:trPr>
         <w:tc>
           <w:tcPr>
-            <w:tcW w:w="1150" w:type="dxa"/>
+            <w:tcW w:w="1120" w:type="dxa"/>
             <w:tcBorders/>
             <w:vAlign w:val="center"/>
           </w:tcPr>
@@ -5300,7 +5601,7 @@
         </w:tc>
         <w:tc>
           <w:tcPr>
-            <w:tcW w:w="1379" w:type="dxa"/>
+            <w:tcW w:w="1324" w:type="dxa"/>
             <w:tcBorders/>
             <w:vAlign w:val="center"/>
           </w:tcPr>
@@ -5322,7 +5623,7 @@
         </w:tc>
         <w:tc>
           <w:tcPr>
-            <w:tcW w:w="1885" w:type="dxa"/>
+            <w:tcW w:w="1805" w:type="dxa"/>
             <w:tcBorders/>
             <w:vAlign w:val="center"/>
           </w:tcPr>
@@ -5347,7 +5648,7 @@
         <w:trPr/>
         <w:tc>
           <w:tcPr>
-            <w:tcW w:w="1150" w:type="dxa"/>
+            <w:tcW w:w="1120" w:type="dxa"/>
             <w:tcBorders/>
             <w:vAlign w:val="center"/>
           </w:tcPr>
@@ -5367,7 +5668,7 @@
         </w:tc>
         <w:tc>
           <w:tcPr>
-            <w:tcW w:w="1379" w:type="dxa"/>
+            <w:tcW w:w="1324" w:type="dxa"/>
             <w:tcBorders/>
             <w:vAlign w:val="center"/>
           </w:tcPr>
@@ -5395,7 +5696,7 @@
         </w:tc>
         <w:tc>
           <w:tcPr>
-            <w:tcW w:w="1885" w:type="dxa"/>
+            <w:tcW w:w="1805" w:type="dxa"/>
             <w:tcBorders/>
             <w:vAlign w:val="center"/>
           </w:tcPr>
@@ -5444,7 +5745,7 @@
     </w:p>
     <w:tbl>
       <w:tblPr>
-        <w:tblW w:w="4414" w:type="dxa"/>
+        <w:tblW w:w="4249" w:type="dxa"/>
         <w:jc w:val="left"/>
         <w:tblInd w:w="0" w:type="dxa"/>
         <w:tblLayout w:type="fixed"/>
@@ -5456,8 +5757,8 @@
         </w:tblCellMar>
       </w:tblPr>
       <w:tblGrid>
-        <w:gridCol w:w="2757"/>
-        <w:gridCol w:w="1657"/>
+        <w:gridCol w:w="2642"/>
+        <w:gridCol w:w="1607"/>
       </w:tblGrid>
       <w:tr>
         <w:trPr>
@@ -5465,7 +5766,7 @@
         </w:trPr>
         <w:tc>
           <w:tcPr>
-            <w:tcW w:w="2757" w:type="dxa"/>
+            <w:tcW w:w="2642" w:type="dxa"/>
             <w:tcBorders/>
             <w:vAlign w:val="center"/>
           </w:tcPr>
@@ -5487,7 +5788,7 @@
         </w:tc>
         <w:tc>
           <w:tcPr>
-            <w:tcW w:w="1657" w:type="dxa"/>
+            <w:tcW w:w="1607" w:type="dxa"/>
             <w:tcBorders/>
             <w:vAlign w:val="center"/>
           </w:tcPr>
@@ -5512,7 +5813,7 @@
         <w:trPr/>
         <w:tc>
           <w:tcPr>
-            <w:tcW w:w="2757" w:type="dxa"/>
+            <w:tcW w:w="2642" w:type="dxa"/>
             <w:tcBorders/>
             <w:vAlign w:val="center"/>
           </w:tcPr>
@@ -5532,7 +5833,7 @@
         </w:tc>
         <w:tc>
           <w:tcPr>
-            <w:tcW w:w="1657" w:type="dxa"/>
+            <w:tcW w:w="1607" w:type="dxa"/>
             <w:tcBorders/>
             <w:vAlign w:val="center"/>
           </w:tcPr>
@@ -5565,7 +5866,7 @@
         <w:trPr/>
         <w:tc>
           <w:tcPr>
-            <w:tcW w:w="2757" w:type="dxa"/>
+            <w:tcW w:w="2642" w:type="dxa"/>
             <w:tcBorders/>
             <w:vAlign w:val="center"/>
           </w:tcPr>
@@ -5585,7 +5886,7 @@
         </w:tc>
         <w:tc>
           <w:tcPr>
-            <w:tcW w:w="1657" w:type="dxa"/>
+            <w:tcW w:w="1607" w:type="dxa"/>
             <w:tcBorders/>
             <w:vAlign w:val="center"/>
           </w:tcPr>
@@ -5618,7 +5919,7 @@
         <w:trPr/>
         <w:tc>
           <w:tcPr>
-            <w:tcW w:w="2757" w:type="dxa"/>
+            <w:tcW w:w="2642" w:type="dxa"/>
             <w:tcBorders/>
             <w:vAlign w:val="center"/>
           </w:tcPr>
@@ -5640,7 +5941,7 @@
         </w:tc>
         <w:tc>
           <w:tcPr>
-            <w:tcW w:w="1657" w:type="dxa"/>
+            <w:tcW w:w="1607" w:type="dxa"/>
             <w:tcBorders/>
             <w:vAlign w:val="center"/>
           </w:tcPr>
@@ -5759,7 +6060,7 @@
     </w:p>
     <w:tbl>
       <w:tblPr>
-        <w:tblW w:w="4414" w:type="dxa"/>
+        <w:tblW w:w="4249" w:type="dxa"/>
         <w:jc w:val="left"/>
         <w:tblInd w:w="0" w:type="dxa"/>
         <w:tblLayout w:type="fixed"/>
@@ -5771,9 +6072,9 @@
         </w:tblCellMar>
       </w:tblPr>
       <w:tblGrid>
-        <w:gridCol w:w="1575"/>
-        <w:gridCol w:w="1781"/>
-        <w:gridCol w:w="1058"/>
+        <w:gridCol w:w="1550"/>
+        <w:gridCol w:w="1685"/>
+        <w:gridCol w:w="1014"/>
       </w:tblGrid>
       <w:tr>
         <w:trPr>
@@ -5781,7 +6082,7 @@
         </w:trPr>
         <w:tc>
           <w:tcPr>
-            <w:tcW w:w="1575" w:type="dxa"/>
+            <w:tcW w:w="1550" w:type="dxa"/>
             <w:tcBorders/>
             <w:vAlign w:val="center"/>
           </w:tcPr>
@@ -5803,7 +6104,7 @@
         </w:tc>
         <w:tc>
           <w:tcPr>
-            <w:tcW w:w="1781" w:type="dxa"/>
+            <w:tcW w:w="1685" w:type="dxa"/>
             <w:tcBorders/>
             <w:vAlign w:val="center"/>
           </w:tcPr>
@@ -5825,7 +6126,7 @@
         </w:tc>
         <w:tc>
           <w:tcPr>
-            <w:tcW w:w="1058" w:type="dxa"/>
+            <w:tcW w:w="1014" w:type="dxa"/>
             <w:tcBorders/>
             <w:vAlign w:val="center"/>
           </w:tcPr>
@@ -5850,7 +6151,7 @@
         <w:trPr/>
         <w:tc>
           <w:tcPr>
-            <w:tcW w:w="1575" w:type="dxa"/>
+            <w:tcW w:w="1550" w:type="dxa"/>
             <w:tcBorders/>
             <w:vAlign w:val="center"/>
           </w:tcPr>
@@ -5872,7 +6173,7 @@
         </w:tc>
         <w:tc>
           <w:tcPr>
-            <w:tcW w:w="1781" w:type="dxa"/>
+            <w:tcW w:w="1685" w:type="dxa"/>
             <w:tcBorders/>
             <w:vAlign w:val="center"/>
           </w:tcPr>
@@ -5892,7 +6193,7 @@
         </w:tc>
         <w:tc>
           <w:tcPr>
-            <w:tcW w:w="1058" w:type="dxa"/>
+            <w:tcW w:w="1014" w:type="dxa"/>
             <w:tcBorders/>
             <w:vAlign w:val="center"/>
           </w:tcPr>
@@ -5921,7 +6222,7 @@
         <w:trPr/>
         <w:tc>
           <w:tcPr>
-            <w:tcW w:w="1575" w:type="dxa"/>
+            <w:tcW w:w="1550" w:type="dxa"/>
             <w:tcBorders/>
             <w:vAlign w:val="center"/>
           </w:tcPr>
@@ -5943,7 +6244,7 @@
         </w:tc>
         <w:tc>
           <w:tcPr>
-            <w:tcW w:w="1781" w:type="dxa"/>
+            <w:tcW w:w="1685" w:type="dxa"/>
             <w:tcBorders/>
             <w:vAlign w:val="center"/>
           </w:tcPr>
@@ -5963,7 +6264,7 @@
         </w:tc>
         <w:tc>
           <w:tcPr>
-            <w:tcW w:w="1058" w:type="dxa"/>
+            <w:tcW w:w="1014" w:type="dxa"/>
             <w:tcBorders/>
             <w:vAlign w:val="center"/>
           </w:tcPr>
@@ -5986,7 +6287,7 @@
         <w:trPr/>
         <w:tc>
           <w:tcPr>
-            <w:tcW w:w="1575" w:type="dxa"/>
+            <w:tcW w:w="1550" w:type="dxa"/>
             <w:tcBorders/>
             <w:vAlign w:val="center"/>
           </w:tcPr>
@@ -6008,7 +6309,7 @@
         </w:tc>
         <w:tc>
           <w:tcPr>
-            <w:tcW w:w="1781" w:type="dxa"/>
+            <w:tcW w:w="1685" w:type="dxa"/>
             <w:tcBorders/>
             <w:vAlign w:val="center"/>
           </w:tcPr>
@@ -6028,7 +6329,7 @@
         </w:tc>
         <w:tc>
           <w:tcPr>
-            <w:tcW w:w="1058" w:type="dxa"/>
+            <w:tcW w:w="1014" w:type="dxa"/>
             <w:tcBorders/>
             <w:vAlign w:val="center"/>
           </w:tcPr>
@@ -6051,7 +6352,7 @@
         <w:trPr/>
         <w:tc>
           <w:tcPr>
-            <w:tcW w:w="1575" w:type="dxa"/>
+            <w:tcW w:w="1550" w:type="dxa"/>
             <w:tcBorders/>
             <w:vAlign w:val="center"/>
           </w:tcPr>
@@ -6073,7 +6374,7 @@
         </w:tc>
         <w:tc>
           <w:tcPr>
-            <w:tcW w:w="1781" w:type="dxa"/>
+            <w:tcW w:w="1685" w:type="dxa"/>
             <w:tcBorders/>
             <w:vAlign w:val="center"/>
           </w:tcPr>
@@ -6093,7 +6394,7 @@
         </w:tc>
         <w:tc>
           <w:tcPr>
-            <w:tcW w:w="1058" w:type="dxa"/>
+            <w:tcW w:w="1014" w:type="dxa"/>
             <w:tcBorders/>
             <w:vAlign w:val="center"/>
           </w:tcPr>
